--- a/[CSPM]_Template.docx
+++ b/[CSPM]_Template.docx
@@ -4565,7 +4565,7 @@
     <w:tbl>
       <w:tblPr>
         <w:tblStyle w:val="a3"/>
-        <w:tblW w:w="10455" w:type="dxa"/>
+        <w:tblW w:w="10467" w:type="dxa"/>
         <w:jc w:val="center"/>
         <w:tblBorders>
           <w:top w:val="single" w:sz="12" w:space="0" w:color="000000" w:themeColor="text1"/>
@@ -4579,10 +4579,11 @@
         <w:tblLook w:val="04A0" w:firstRow="1" w:lastRow="0" w:firstColumn="1" w:lastColumn="0" w:noHBand="0" w:noVBand="1"/>
       </w:tblPr>
       <w:tblGrid>
-        <w:gridCol w:w="1089"/>
-        <w:gridCol w:w="5854"/>
-        <w:gridCol w:w="2129"/>
-        <w:gridCol w:w="1383"/>
+        <w:gridCol w:w="980"/>
+        <w:gridCol w:w="5132"/>
+        <w:gridCol w:w="1885"/>
+        <w:gridCol w:w="1235"/>
+        <w:gridCol w:w="1235"/>
       </w:tblGrid>
       <w:tr>
         <w:trPr>
@@ -4705,6 +4706,57 @@
             </w:r>
           </w:p>
         </w:tc>
+        <w:tc>
+          <w:tcPr>
+            <w:tcW w:w="1383" w:type="dxa"/>
+            <w:shd w:val="clear" w:color="auto" w:fill="D9D9D9" w:themeFill="background1" w:themeFillShade="D9"/>
+            <w:vAlign w:val="center"/>
+          </w:tcPr>
+          <w:p>
+            <w:pPr>
+              <w:jc w:val="center"/>
+              <w:rPr>
+                <w:rFonts w:ascii="맑은 고딕" w:eastAsia="맑은 고딕" w:hAnsi="맑은 고딕"/>
+                <w:b/>
+                <w:color w:val="000000" w:themeColor="text1"/>
+                <w:sz w:val="18"/>
+                <w:szCs w:val="18"/>
+              </w:rPr>
+            </w:pPr>
+            <w:r>
+              <w:rPr>
+                <w:rFonts w:ascii="맑은 고딕" w:eastAsia="맑은 고딕" w:hAnsi="맑은 고딕" w:hint="eastAsia"/>
+                <w:b/>
+                <w:color w:val="000000" w:themeColor="text1"/>
+                <w:sz w:val="18"/>
+                <w:szCs w:val="18"/>
+              </w:rPr>
+              <w:t>취약</w:t>
+            </w:r>
+          </w:p>
+          <w:p>
+            <w:pPr>
+              <w:jc w:val="center"/>
+              <w:rPr>
+                <w:rFonts w:ascii="맑은 고딕" w:eastAsia="맑은 고딕" w:hAnsi="맑은 고딕"/>
+                <w:b/>
+                <w:color w:val="000000" w:themeColor="text1"/>
+                <w:sz w:val="18"/>
+                <w:szCs w:val="18"/>
+              </w:rPr>
+            </w:pPr>
+            <w:r>
+              <w:rPr>
+                <w:rFonts w:ascii="맑은 고딕" w:eastAsia="맑은 고딕" w:hAnsi="맑은 고딕" w:hint="eastAsia"/>
+                <w:b/>
+                <w:color w:val="000000" w:themeColor="text1"/>
+                <w:sz w:val="18"/>
+                <w:szCs w:val="18"/>
+              </w:rPr>
+              <w:t>검증</w:t>
+            </w:r>
+          </w:p>
+        </w:tc>
       </w:tr>
       <w:tr>
         <w:trPr>
@@ -5174,6 +5226,22 @@
               </w:rPr>
               <w:t>기존 운영 자산</w:t>
             </w:r>
+          </w:p>
+        </w:tc>
+        <w:tc>
+          <w:tcPr>
+            <w:tcW w:w="1383" w:type="dxa"/>
+            <w:vAlign w:val="center"/>
+          </w:tcPr>
+          <w:p>
+            <w:pPr>
+              <w:jc w:val="center"/>
+              <w:rPr>
+                <w:rFonts w:ascii="맑은 고딕" w:eastAsia="맑은 고딕" w:hAnsi="맑은 고딕"/>
+                <w:sz w:val="18"/>
+                <w:szCs w:val="18"/>
+              </w:rPr>
+            </w:pPr>
           </w:p>
         </w:tc>
       </w:tr>
@@ -6476,10 +6544,11 @@
         <w:tblLook w:val="04A0" w:firstRow="1" w:lastRow="0" w:firstColumn="1" w:lastColumn="0" w:noHBand="0" w:noVBand="1"/>
       </w:tblPr>
       <w:tblGrid>
-        <w:gridCol w:w="1089"/>
-        <w:gridCol w:w="5854"/>
-        <w:gridCol w:w="2129"/>
-        <w:gridCol w:w="1383"/>
+        <w:gridCol w:w="979"/>
+        <w:gridCol w:w="5125"/>
+        <w:gridCol w:w="1883"/>
+        <w:gridCol w:w="1234"/>
+        <w:gridCol w:w="1234"/>
       </w:tblGrid>
       <w:tr>
         <w:trPr>
@@ -6602,6 +6671,57 @@
             </w:r>
           </w:p>
         </w:tc>
+        <w:tc>
+          <w:tcPr>
+            <w:tcW w:w="1383" w:type="dxa"/>
+            <w:shd w:val="clear" w:color="auto" w:fill="D9D9D9" w:themeFill="background1" w:themeFillShade="D9"/>
+            <w:vAlign w:val="center"/>
+          </w:tcPr>
+          <w:p>
+            <w:pPr>
+              <w:jc w:val="center"/>
+              <w:rPr>
+                <w:rFonts w:ascii="맑은 고딕" w:eastAsia="맑은 고딕" w:hAnsi="맑은 고딕"/>
+                <w:b/>
+                <w:color w:val="000000" w:themeColor="text1"/>
+                <w:sz w:val="18"/>
+                <w:szCs w:val="18"/>
+              </w:rPr>
+            </w:pPr>
+            <w:r>
+              <w:rPr>
+                <w:rFonts w:ascii="맑은 고딕" w:eastAsia="맑은 고딕" w:hAnsi="맑은 고딕" w:hint="eastAsia"/>
+                <w:b/>
+                <w:color w:val="000000" w:themeColor="text1"/>
+                <w:sz w:val="18"/>
+                <w:szCs w:val="18"/>
+              </w:rPr>
+              <w:t>취약</w:t>
+            </w:r>
+          </w:p>
+          <w:p>
+            <w:pPr>
+              <w:jc w:val="center"/>
+              <w:rPr>
+                <w:rFonts w:ascii="맑은 고딕" w:eastAsia="맑은 고딕" w:hAnsi="맑은 고딕"/>
+                <w:b/>
+                <w:color w:val="000000" w:themeColor="text1"/>
+                <w:sz w:val="18"/>
+                <w:szCs w:val="18"/>
+              </w:rPr>
+            </w:pPr>
+            <w:r>
+              <w:rPr>
+                <w:rFonts w:ascii="맑은 고딕" w:eastAsia="맑은 고딕" w:hAnsi="맑은 고딕" w:hint="eastAsia"/>
+                <w:b/>
+                <w:color w:val="000000" w:themeColor="text1"/>
+                <w:sz w:val="18"/>
+                <w:szCs w:val="18"/>
+              </w:rPr>
+              <w:t>검증</w:t>
+            </w:r>
+          </w:p>
+        </w:tc>
       </w:tr>
       <w:tr>
         <w:trPr>
@@ -7071,6 +7191,22 @@
               </w:rPr>
               <w:t>기존 운영 자산</w:t>
             </w:r>
+          </w:p>
+        </w:tc>
+        <w:tc>
+          <w:tcPr>
+            <w:tcW w:w="1383" w:type="dxa"/>
+            <w:vAlign w:val="center"/>
+          </w:tcPr>
+          <w:p>
+            <w:pPr>
+              <w:jc w:val="center"/>
+              <w:rPr>
+                <w:rFonts w:ascii="맑은 고딕" w:eastAsia="맑은 고딕" w:hAnsi="맑은 고딕"/>
+                <w:sz w:val="18"/>
+                <w:szCs w:val="18"/>
+              </w:rPr>
+            </w:pPr>
           </w:p>
         </w:tc>
       </w:tr>
@@ -8357,7 +8493,7 @@
     <w:tbl>
       <w:tblPr>
         <w:tblStyle w:val="a3"/>
-        <w:tblW w:w="10455" w:type="dxa"/>
+        <w:tblW w:w="10467" w:type="dxa"/>
         <w:jc w:val="center"/>
         <w:tblBorders>
           <w:top w:val="single" w:sz="12" w:space="0" w:color="000000" w:themeColor="text1"/>
@@ -8371,10 +8507,11 @@
         <w:tblLook w:val="04A0" w:firstRow="1" w:lastRow="0" w:firstColumn="1" w:lastColumn="0" w:noHBand="0" w:noVBand="1"/>
       </w:tblPr>
       <w:tblGrid>
-        <w:gridCol w:w="1089"/>
-        <w:gridCol w:w="5854"/>
-        <w:gridCol w:w="2129"/>
-        <w:gridCol w:w="1383"/>
+        <w:gridCol w:w="980"/>
+        <w:gridCol w:w="5132"/>
+        <w:gridCol w:w="1885"/>
+        <w:gridCol w:w="1235"/>
+        <w:gridCol w:w="1235"/>
       </w:tblGrid>
       <w:tr>
         <w:trPr>
@@ -8497,6 +8634,57 @@
             </w:r>
           </w:p>
         </w:tc>
+        <w:tc>
+          <w:tcPr>
+            <w:tcW w:w="1383" w:type="dxa"/>
+            <w:shd w:val="clear" w:color="auto" w:fill="D9D9D9" w:themeFill="background1" w:themeFillShade="D9"/>
+            <w:vAlign w:val="center"/>
+          </w:tcPr>
+          <w:p>
+            <w:pPr>
+              <w:jc w:val="center"/>
+              <w:rPr>
+                <w:rFonts w:ascii="맑은 고딕" w:eastAsia="맑은 고딕" w:hAnsi="맑은 고딕"/>
+                <w:b/>
+                <w:color w:val="000000" w:themeColor="text1"/>
+                <w:sz w:val="18"/>
+                <w:szCs w:val="18"/>
+              </w:rPr>
+            </w:pPr>
+            <w:r>
+              <w:rPr>
+                <w:rFonts w:ascii="맑은 고딕" w:eastAsia="맑은 고딕" w:hAnsi="맑은 고딕" w:hint="eastAsia"/>
+                <w:b/>
+                <w:color w:val="000000" w:themeColor="text1"/>
+                <w:sz w:val="18"/>
+                <w:szCs w:val="18"/>
+              </w:rPr>
+              <w:t>취약</w:t>
+            </w:r>
+          </w:p>
+          <w:p>
+            <w:pPr>
+              <w:jc w:val="center"/>
+              <w:rPr>
+                <w:rFonts w:ascii="맑은 고딕" w:eastAsia="맑은 고딕" w:hAnsi="맑은 고딕"/>
+                <w:b/>
+                <w:color w:val="000000" w:themeColor="text1"/>
+                <w:sz w:val="18"/>
+                <w:szCs w:val="18"/>
+              </w:rPr>
+            </w:pPr>
+            <w:r>
+              <w:rPr>
+                <w:rFonts w:ascii="맑은 고딕" w:eastAsia="맑은 고딕" w:hAnsi="맑은 고딕" w:hint="eastAsia"/>
+                <w:b/>
+                <w:color w:val="000000" w:themeColor="text1"/>
+                <w:sz w:val="18"/>
+                <w:szCs w:val="18"/>
+              </w:rPr>
+              <w:t>검증</w:t>
+            </w:r>
+          </w:p>
+        </w:tc>
       </w:tr>
       <w:tr>
         <w:trPr>
@@ -8971,6 +9159,22 @@
               </w:rPr>
               <w:t>기존 운영 자산</w:t>
             </w:r>
+          </w:p>
+        </w:tc>
+        <w:tc>
+          <w:tcPr>
+            <w:tcW w:w="1383" w:type="dxa"/>
+            <w:vAlign w:val="center"/>
+          </w:tcPr>
+          <w:p>
+            <w:pPr>
+              <w:jc w:val="center"/>
+              <w:rPr>
+                <w:rFonts w:ascii="맑은 고딕" w:eastAsia="맑은 고딕" w:hAnsi="맑은 고딕"/>
+                <w:sz w:val="18"/>
+                <w:szCs w:val="18"/>
+              </w:rPr>
+            </w:pPr>
           </w:p>
         </w:tc>
       </w:tr>
@@ -10210,7 +10414,7 @@
     <w:tbl>
       <w:tblPr>
         <w:tblStyle w:val="a3"/>
-        <w:tblW w:w="10455" w:type="dxa"/>
+        <w:tblW w:w="10467" w:type="dxa"/>
         <w:jc w:val="center"/>
         <w:tblBorders>
           <w:top w:val="single" w:sz="12" w:space="0" w:color="000000" w:themeColor="text1"/>
@@ -10224,10 +10428,11 @@
         <w:tblLook w:val="04A0" w:firstRow="1" w:lastRow="0" w:firstColumn="1" w:lastColumn="0" w:noHBand="0" w:noVBand="1"/>
       </w:tblPr>
       <w:tblGrid>
-        <w:gridCol w:w="1089"/>
-        <w:gridCol w:w="5854"/>
-        <w:gridCol w:w="2129"/>
-        <w:gridCol w:w="1383"/>
+        <w:gridCol w:w="980"/>
+        <w:gridCol w:w="5132"/>
+        <w:gridCol w:w="1885"/>
+        <w:gridCol w:w="1235"/>
+        <w:gridCol w:w="1235"/>
       </w:tblGrid>
       <w:tr>
         <w:trPr>
@@ -10350,6 +10555,57 @@
             </w:r>
           </w:p>
         </w:tc>
+        <w:tc>
+          <w:tcPr>
+            <w:tcW w:w="1383" w:type="dxa"/>
+            <w:shd w:val="clear" w:color="auto" w:fill="D9D9D9" w:themeFill="background1" w:themeFillShade="D9"/>
+            <w:vAlign w:val="center"/>
+          </w:tcPr>
+          <w:p>
+            <w:pPr>
+              <w:jc w:val="center"/>
+              <w:rPr>
+                <w:rFonts w:ascii="맑은 고딕" w:eastAsia="맑은 고딕" w:hAnsi="맑은 고딕"/>
+                <w:b/>
+                <w:color w:val="000000" w:themeColor="text1"/>
+                <w:sz w:val="18"/>
+                <w:szCs w:val="18"/>
+              </w:rPr>
+            </w:pPr>
+            <w:r>
+              <w:rPr>
+                <w:rFonts w:ascii="맑은 고딕" w:eastAsia="맑은 고딕" w:hAnsi="맑은 고딕" w:hint="eastAsia"/>
+                <w:b/>
+                <w:color w:val="000000" w:themeColor="text1"/>
+                <w:sz w:val="18"/>
+                <w:szCs w:val="18"/>
+              </w:rPr>
+              <w:t>취약</w:t>
+            </w:r>
+          </w:p>
+          <w:p>
+            <w:pPr>
+              <w:jc w:val="center"/>
+              <w:rPr>
+                <w:rFonts w:ascii="맑은 고딕" w:eastAsia="맑은 고딕" w:hAnsi="맑은 고딕"/>
+                <w:b/>
+                <w:color w:val="000000" w:themeColor="text1"/>
+                <w:sz w:val="18"/>
+                <w:szCs w:val="18"/>
+              </w:rPr>
+            </w:pPr>
+            <w:r>
+              <w:rPr>
+                <w:rFonts w:ascii="맑은 고딕" w:eastAsia="맑은 고딕" w:hAnsi="맑은 고딕" w:hint="eastAsia"/>
+                <w:b/>
+                <w:color w:val="000000" w:themeColor="text1"/>
+                <w:sz w:val="18"/>
+                <w:szCs w:val="18"/>
+              </w:rPr>
+              <w:t>검증</w:t>
+            </w:r>
+          </w:p>
+        </w:tc>
       </w:tr>
       <w:tr>
         <w:trPr>
@@ -10829,6 +11085,22 @@
               </w:rPr>
               <w:t>기존 운영 자산</w:t>
             </w:r>
+          </w:p>
+        </w:tc>
+        <w:tc>
+          <w:tcPr>
+            <w:tcW w:w="1383" w:type="dxa"/>
+            <w:vAlign w:val="center"/>
+          </w:tcPr>
+          <w:p>
+            <w:pPr>
+              <w:jc w:val="center"/>
+              <w:rPr>
+                <w:rFonts w:ascii="맑은 고딕" w:eastAsia="맑은 고딕" w:hAnsi="맑은 고딕"/>
+                <w:sz w:val="18"/>
+                <w:szCs w:val="18"/>
+              </w:rPr>
+            </w:pPr>
           </w:p>
         </w:tc>
       </w:tr>
@@ -12116,7 +12388,7 @@
     <w:tbl>
       <w:tblPr>
         <w:tblStyle w:val="a3"/>
-        <w:tblW w:w="10455" w:type="dxa"/>
+        <w:tblW w:w="10467" w:type="dxa"/>
         <w:jc w:val="center"/>
         <w:tblBorders>
           <w:top w:val="single" w:sz="12" w:space="0" w:color="000000" w:themeColor="text1"/>
@@ -12130,10 +12402,11 @@
         <w:tblLook w:val="04A0" w:firstRow="1" w:lastRow="0" w:firstColumn="1" w:lastColumn="0" w:noHBand="0" w:noVBand="1"/>
       </w:tblPr>
       <w:tblGrid>
-        <w:gridCol w:w="1089"/>
-        <w:gridCol w:w="5854"/>
-        <w:gridCol w:w="2129"/>
-        <w:gridCol w:w="1383"/>
+        <w:gridCol w:w="980"/>
+        <w:gridCol w:w="5132"/>
+        <w:gridCol w:w="1885"/>
+        <w:gridCol w:w="1235"/>
+        <w:gridCol w:w="1235"/>
       </w:tblGrid>
       <w:tr>
         <w:trPr>
@@ -12142,7 +12415,7 @@
         </w:trPr>
         <w:tc>
           <w:tcPr>
-            <w:tcW w:w="1089" w:type="dxa"/>
+            <w:tcW w:w="980" w:type="dxa"/>
             <w:shd w:val="clear" w:color="auto" w:fill="D9D9D9" w:themeFill="background1" w:themeFillShade="D9"/>
             <w:vAlign w:val="center"/>
           </w:tcPr>
@@ -12171,7 +12444,7 @@
         </w:tc>
         <w:tc>
           <w:tcPr>
-            <w:tcW w:w="5854" w:type="dxa"/>
+            <w:tcW w:w="5132" w:type="dxa"/>
             <w:shd w:val="clear" w:color="auto" w:fill="D9D9D9" w:themeFill="background1" w:themeFillShade="D9"/>
             <w:vAlign w:val="center"/>
           </w:tcPr>
@@ -12200,7 +12473,7 @@
         </w:tc>
         <w:tc>
           <w:tcPr>
-            <w:tcW w:w="2129" w:type="dxa"/>
+            <w:tcW w:w="1885" w:type="dxa"/>
             <w:shd w:val="clear" w:color="auto" w:fill="D9D9D9" w:themeFill="background1" w:themeFillShade="D9"/>
             <w:vAlign w:val="center"/>
           </w:tcPr>
@@ -12229,7 +12502,7 @@
         </w:tc>
         <w:tc>
           <w:tcPr>
-            <w:tcW w:w="1383" w:type="dxa"/>
+            <w:tcW w:w="1235" w:type="dxa"/>
             <w:shd w:val="clear" w:color="auto" w:fill="D9D9D9" w:themeFill="background1" w:themeFillShade="D9"/>
             <w:vAlign w:val="center"/>
           </w:tcPr>
@@ -12237,7 +12510,7 @@
             <w:pPr>
               <w:jc w:val="center"/>
               <w:rPr>
-                <w:rFonts w:ascii="맑은 고딕" w:eastAsia="맑은 고딕" w:hAnsi="맑은 고딕"/>
+                <w:rFonts w:ascii="맑은 고딕" w:eastAsia="맑은 고딕" w:hAnsi="맑은 고딕" w:hint="eastAsia"/>
                 <w:b/>
                 <w:color w:val="000000" w:themeColor="text1"/>
                 <w:sz w:val="18"/>
@@ -12253,6 +12526,67 @@
                 <w:szCs w:val="18"/>
               </w:rPr>
               <w:t>운영/신규 자산 여부</w:t>
+            </w:r>
+            <w:r>
+              <w:rPr>
+                <w:rFonts w:ascii="맑은 고딕" w:eastAsia="맑은 고딕" w:hAnsi="맑은 고딕" w:hint="eastAsia"/>
+                <w:b/>
+                <w:color w:val="000000" w:themeColor="text1"/>
+                <w:sz w:val="18"/>
+                <w:szCs w:val="18"/>
+              </w:rPr>
+              <w:t xml:space="preserve"> </w:t>
+            </w:r>
+          </w:p>
+        </w:tc>
+        <w:tc>
+          <w:tcPr>
+            <w:tcW w:w="1235" w:type="dxa"/>
+            <w:shd w:val="clear" w:color="auto" w:fill="D9D9D9" w:themeFill="background1" w:themeFillShade="D9"/>
+            <w:vAlign w:val="center"/>
+          </w:tcPr>
+          <w:p>
+            <w:pPr>
+              <w:jc w:val="center"/>
+              <w:rPr>
+                <w:rFonts w:ascii="맑은 고딕" w:eastAsia="맑은 고딕" w:hAnsi="맑은 고딕"/>
+                <w:b/>
+                <w:color w:val="000000" w:themeColor="text1"/>
+                <w:sz w:val="18"/>
+                <w:szCs w:val="18"/>
+              </w:rPr>
+            </w:pPr>
+            <w:r>
+              <w:rPr>
+                <w:rFonts w:ascii="맑은 고딕" w:eastAsia="맑은 고딕" w:hAnsi="맑은 고딕" w:hint="eastAsia"/>
+                <w:b/>
+                <w:color w:val="000000" w:themeColor="text1"/>
+                <w:sz w:val="18"/>
+                <w:szCs w:val="18"/>
+              </w:rPr>
+              <w:t>취약</w:t>
+            </w:r>
+          </w:p>
+          <w:p>
+            <w:pPr>
+              <w:jc w:val="center"/>
+              <w:rPr>
+                <w:rFonts w:ascii="맑은 고딕" w:eastAsia="맑은 고딕" w:hAnsi="맑은 고딕"/>
+                <w:b/>
+                <w:color w:val="000000" w:themeColor="text1"/>
+                <w:sz w:val="18"/>
+                <w:szCs w:val="18"/>
+              </w:rPr>
+            </w:pPr>
+            <w:r>
+              <w:rPr>
+                <w:rFonts w:ascii="맑은 고딕" w:eastAsia="맑은 고딕" w:hAnsi="맑은 고딕" w:hint="eastAsia"/>
+                <w:b/>
+                <w:color w:val="000000" w:themeColor="text1"/>
+                <w:sz w:val="18"/>
+                <w:szCs w:val="18"/>
+              </w:rPr>
+              <w:t>검증</w:t>
             </w:r>
           </w:p>
         </w:tc>
@@ -12264,7 +12598,7 @@
         </w:trPr>
         <w:tc>
           <w:tcPr>
-            <w:tcW w:w="1089" w:type="dxa"/>
+            <w:tcW w:w="980" w:type="dxa"/>
             <w:vAlign w:val="center"/>
           </w:tcPr>
           <w:p>
@@ -12342,7 +12676,7 @@
         </w:tc>
         <w:tc>
           <w:tcPr>
-            <w:tcW w:w="5854" w:type="dxa"/>
+            <w:tcW w:w="5132" w:type="dxa"/>
             <w:vAlign w:val="center"/>
           </w:tcPr>
           <w:p>
@@ -12438,7 +12772,7 @@
         </w:tc>
         <w:tc>
           <w:tcPr>
-            <w:tcW w:w="2129" w:type="dxa"/>
+            <w:tcW w:w="1885" w:type="dxa"/>
             <w:vAlign w:val="center"/>
           </w:tcPr>
           <w:p>
@@ -12710,7 +13044,7 @@
         </w:tc>
         <w:tc>
           <w:tcPr>
-            <w:tcW w:w="1383" w:type="dxa"/>
+            <w:tcW w:w="1235" w:type="dxa"/>
             <w:vAlign w:val="center"/>
           </w:tcPr>
           <w:p>
@@ -12730,6 +13064,22 @@
               </w:rPr>
               <w:t>기존 운영 자산</w:t>
             </w:r>
+          </w:p>
+        </w:tc>
+        <w:tc>
+          <w:tcPr>
+            <w:tcW w:w="1235" w:type="dxa"/>
+            <w:vAlign w:val="center"/>
+          </w:tcPr>
+          <w:p>
+            <w:pPr>
+              <w:jc w:val="center"/>
+              <w:rPr>
+                <w:rFonts w:ascii="맑은 고딕" w:eastAsia="맑은 고딕" w:hAnsi="맑은 고딕"/>
+                <w:sz w:val="18"/>
+                <w:szCs w:val="18"/>
+              </w:rPr>
+            </w:pPr>
           </w:p>
         </w:tc>
       </w:tr>
@@ -18087,6 +18437,21 @@
 </file>
 
 <file path=customXml/item1.xml><?xml version="1.0" encoding="utf-8"?>
+<p:properties xmlns:p="http://schemas.microsoft.com/office/2006/metadata/properties" xmlns:xsi="http://www.w3.org/2001/XMLSchema-instance" xmlns:pc="http://schemas.microsoft.com/office/infopath/2007/PartnerControls">
+  <documentManagement>
+    <TaxCatchAll xmlns="b39108a2-6649-435e-bdf5-afa3595d9d85" xsi:nil="true"/>
+    <lcf76f155ced4ddcb4097134ff3c332f xmlns="04b1e5ff-3ea3-41d9-b415-c09f5ccee168">
+      <Terms xmlns="http://schemas.microsoft.com/office/infopath/2007/PartnerControls"/>
+    </lcf76f155ced4ddcb4097134ff3c332f>
+  </documentManagement>
+</p:properties>
+</file>
+
+<file path=customXml/item2.xml><?xml version="1.0" encoding="utf-8"?>
+<b:Sources xmlns:b="http://schemas.openxmlformats.org/officeDocument/2006/bibliography" xmlns="http://schemas.openxmlformats.org/officeDocument/2006/bibliography" SelectedStyle="\APA.XSL" StyleName="APA"/>
+</file>
+
+<file path=customXml/item3.xml><?xml version="1.0" encoding="utf-8"?>
 <?mso-contentType ?>
 <FormTemplates xmlns="http://schemas.microsoft.com/sharepoint/v3/contenttype/forms">
   <Display>DocumentLibraryForm</Display>
@@ -18095,7 +18460,7 @@
 </FormTemplates>
 </file>
 
-<file path=customXml/item2.xml><?xml version="1.0" encoding="utf-8"?>
+<file path=customXml/item4.xml><?xml version="1.0" encoding="utf-8"?>
 <ct:contentTypeSchema xmlns:ct="http://schemas.microsoft.com/office/2006/metadata/contentType" xmlns:ma="http://schemas.microsoft.com/office/2006/metadata/properties/metaAttributes" ct:_="" ma:_="" ma:contentTypeName="문서" ma:contentTypeID="0x010100644858CEFF718E408360C2CA7975F888" ma:contentTypeVersion="12" ma:contentTypeDescription="새 문서를 만듭니다." ma:contentTypeScope="" ma:versionID="603983ae113727b86b88a12058a32b9d">
   <xsd:schema xmlns:xsd="http://www.w3.org/2001/XMLSchema" xmlns:xs="http://www.w3.org/2001/XMLSchema" xmlns:p="http://schemas.microsoft.com/office/2006/metadata/properties" xmlns:ns2="04b1e5ff-3ea3-41d9-b415-c09f5ccee168" xmlns:ns3="b39108a2-6649-435e-bdf5-afa3595d9d85" targetNamespace="http://schemas.microsoft.com/office/2006/metadata/properties" ma:root="true" ma:fieldsID="6ee0b7d782b121c5223b35996efab40d" ns2:_="" ns3:_="">
     <xsd:import namespace="04b1e5ff-3ea3-41d9-b415-c09f5ccee168"/>
@@ -18296,22 +18661,26 @@
 </ct:contentTypeSchema>
 </file>
 
-<file path=customXml/item3.xml><?xml version="1.0" encoding="utf-8"?>
-<p:properties xmlns:p="http://schemas.microsoft.com/office/2006/metadata/properties" xmlns:xsi="http://www.w3.org/2001/XMLSchema-instance" xmlns:pc="http://schemas.microsoft.com/office/infopath/2007/PartnerControls">
-  <documentManagement>
-    <TaxCatchAll xmlns="b39108a2-6649-435e-bdf5-afa3595d9d85" xsi:nil="true"/>
-    <lcf76f155ced4ddcb4097134ff3c332f xmlns="04b1e5ff-3ea3-41d9-b415-c09f5ccee168">
-      <Terms xmlns="http://schemas.microsoft.com/office/infopath/2007/PartnerControls"/>
-    </lcf76f155ced4ddcb4097134ff3c332f>
-  </documentManagement>
-</p:properties>
+<file path=customXml/itemProps1.xml><?xml version="1.0" encoding="utf-8"?>
+<ds:datastoreItem xmlns:ds="http://schemas.openxmlformats.org/officeDocument/2006/customXml" ds:itemID="{23663F22-F9D2-4832-B0A7-00394C8A6446}">
+  <ds:schemaRefs>
+    <ds:schemaRef ds:uri="http://schemas.microsoft.com/office/2006/metadata/properties"/>
+    <ds:schemaRef ds:uri="http://schemas.microsoft.com/office/infopath/2007/PartnerControls"/>
+    <ds:schemaRef ds:uri="b39108a2-6649-435e-bdf5-afa3595d9d85"/>
+    <ds:schemaRef ds:uri="04b1e5ff-3ea3-41d9-b415-c09f5ccee168"/>
+  </ds:schemaRefs>
+</ds:datastoreItem>
 </file>
 
-<file path=customXml/item4.xml><?xml version="1.0" encoding="utf-8"?>
-<b:Sources xmlns:b="http://schemas.openxmlformats.org/officeDocument/2006/bibliography" xmlns="http://schemas.openxmlformats.org/officeDocument/2006/bibliography" SelectedStyle="\APA.XSL" StyleName="APA"/>
+<file path=customXml/itemProps2.xml><?xml version="1.0" encoding="utf-8"?>
+<ds:datastoreItem xmlns:ds="http://schemas.openxmlformats.org/officeDocument/2006/customXml" ds:itemID="{E1AB8E44-9FF6-44BF-811C-C5121E685BA8}">
+  <ds:schemaRefs>
+    <ds:schemaRef ds:uri="http://schemas.openxmlformats.org/officeDocument/2006/bibliography"/>
+  </ds:schemaRefs>
+</ds:datastoreItem>
 </file>
 
-<file path=customXml/itemProps1.xml><?xml version="1.0" encoding="utf-8"?>
+<file path=customXml/itemProps3.xml><?xml version="1.0" encoding="utf-8"?>
 <ds:datastoreItem xmlns:ds="http://schemas.openxmlformats.org/officeDocument/2006/customXml" ds:itemID="{26DB4E22-C384-4639-9DB0-D50A884EABE4}">
   <ds:schemaRefs>
     <ds:schemaRef ds:uri="http://schemas.microsoft.com/sharepoint/v3/contenttype/forms"/>
@@ -18319,7 +18688,7 @@
 </ds:datastoreItem>
 </file>
 
-<file path=customXml/itemProps2.xml><?xml version="1.0" encoding="utf-8"?>
+<file path=customXml/itemProps4.xml><?xml version="1.0" encoding="utf-8"?>
 <ds:datastoreItem xmlns:ds="http://schemas.openxmlformats.org/officeDocument/2006/customXml" ds:itemID="{54CAEBE1-F9E1-4230-8E42-000D7BA438AA}">
   <ds:schemaRefs>
     <ds:schemaRef ds:uri="http://schemas.microsoft.com/office/2006/metadata/contentType"/>
@@ -18336,23 +18705,4 @@
     <ds:schemaRef ds:uri="http://schemas.microsoft.com/internal/obd"/>
   </ds:schemaRefs>
 </ds:datastoreItem>
-</file>
-
-<file path=customXml/itemProps3.xml><?xml version="1.0" encoding="utf-8"?>
-<ds:datastoreItem xmlns:ds="http://schemas.openxmlformats.org/officeDocument/2006/customXml" ds:itemID="{23663F22-F9D2-4832-B0A7-00394C8A6446}">
-  <ds:schemaRefs>
-    <ds:schemaRef ds:uri="http://schemas.microsoft.com/office/2006/metadata/properties"/>
-    <ds:schemaRef ds:uri="http://schemas.microsoft.com/office/infopath/2007/PartnerControls"/>
-    <ds:schemaRef ds:uri="b39108a2-6649-435e-bdf5-afa3595d9d85"/>
-    <ds:schemaRef ds:uri="04b1e5ff-3ea3-41d9-b415-c09f5ccee168"/>
-  </ds:schemaRefs>
-</ds:datastoreItem>
-</file>
-
-<file path=customXml/itemProps4.xml><?xml version="1.0" encoding="utf-8"?>
-<ds:datastoreItem xmlns:ds="http://schemas.openxmlformats.org/officeDocument/2006/customXml" ds:itemID="{E1AB8E44-9FF6-44BF-811C-C5121E685BA8}">
-  <ds:schemaRefs>
-    <ds:schemaRef ds:uri="http://schemas.openxmlformats.org/officeDocument/2006/bibliography"/>
-  </ds:schemaRefs>
-</ds:datastoreItem>
 </file>
--- a/[CSPM]_Template.docx
+++ b/[CSPM]_Template.docx
@@ -16,10 +16,10 @@
           <w:noProof/>
         </w:rPr>
         <w:drawing>
-          <wp:inline distT="0" distB="0" distL="0" distR="0" wp14:anchorId="71E39822" wp14:editId="0454F3EE">
-            <wp:extent cx="2885714" cy="619048"/>
+          <wp:inline distT="0" distB="0" distL="0" distR="0" wp14:anchorId="71E39822" wp14:editId="3A53257C">
+            <wp:extent cx="619048" cy="619048"/>
             <wp:effectExtent l="0" t="0" r="0" b="0"/>
-            <wp:docPr id="130" name="그림 130"/>
+            <wp:docPr id="130" name="그림 130" descr="트럼펫"/>
             <wp:cNvGraphicFramePr>
               <a:graphicFrameLocks xmlns:a="http://schemas.openxmlformats.org/drawingml/2006/main" noChangeAspect="1"/>
             </wp:cNvGraphicFramePr>
@@ -27,11 +27,17 @@
               <a:graphicData uri="http://schemas.openxmlformats.org/drawingml/2006/picture">
                 <pic:pic xmlns:pic="http://schemas.openxmlformats.org/drawingml/2006/picture">
                   <pic:nvPicPr>
-                    <pic:cNvPr id="0" name=""/>
+                    <pic:cNvPr id="130" name="그림 130" descr="트럼펫"/>
                     <pic:cNvPicPr/>
                   </pic:nvPicPr>
                   <pic:blipFill>
-                    <a:blip r:embed="rId11"/>
+                    <a:blip r:embed="rId11">
+                      <a:extLst>
+                        <a:ext uri="{96DAC541-7B7A-43D3-8B79-37D633B846F1}">
+                          <asvg:svgBlip xmlns:asvg="http://schemas.microsoft.com/office/drawing/2016/SVG/main" r:embed="rId12"/>
+                        </a:ext>
+                      </a:extLst>
+                    </a:blip>
                     <a:stretch>
                       <a:fillRect/>
                     </a:stretch>
@@ -39,7 +45,7 @@
                   <pic:spPr>
                     <a:xfrm>
                       <a:off x="0" y="0"/>
-                      <a:ext cx="2885714" cy="619048"/>
+                      <a:ext cx="619048" cy="619048"/>
                     </a:xfrm>
                     <a:prstGeom prst="rect">
                       <a:avLst/>
@@ -223,7 +229,7 @@
               </wp:anchor>
             </w:drawing>
           </mc:Choice>
-          <mc:Fallback xmlns:a="http://schemas.openxmlformats.org/drawingml/2006/main" xmlns:pic="http://schemas.openxmlformats.org/drawingml/2006/picture">
+          <mc:Fallback xmlns:pic="http://schemas.openxmlformats.org/drawingml/2006/picture" xmlns:a="http://schemas.openxmlformats.org/drawingml/2006/main">
             <w:pict>
               <v:group id="그룹 146" style="position:absolute;margin-left:0;margin-top:29.3pt;width:521.05pt;height:4.35pt;z-index:251705344" coordsize="66176,552" o:spid="_x0000_s1026" w14:anchorId="4DF9EB5F" o:gfxdata="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">
                 <v:rect id="직사각형 27" style="position:absolute;width:56876;height:552;visibility:visible;mso-wrap-style:square;v-text-anchor:middle" o:spid="_x0000_s1027" fillcolor="#7f7f7f [1612]" strokecolor="#7f7f7f [1612]" strokeweight="2pt" o:gfxdata="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"/>
@@ -245,6 +251,7 @@
           <w:szCs w:val="60"/>
         </w:rPr>
       </w:pPr>
+      <w:proofErr w:type="spellStart"/>
       <w:r>
         <w:rPr>
           <w:rFonts w:asciiTheme="minorEastAsia" w:hAnsiTheme="minorEastAsia" w:hint="eastAsia"/>
@@ -252,26 +259,9 @@
           <w:sz w:val="60"/>
           <w:szCs w:val="60"/>
         </w:rPr>
-        <w:t>L</w:t>
+        <w:t>ㅁㅁㅁ</w:t>
       </w:r>
-      <w:r>
-        <w:rPr>
-          <w:rFonts w:asciiTheme="minorEastAsia" w:hAnsiTheme="minorEastAsia"/>
-          <w:b/>
-          <w:sz w:val="60"/>
-          <w:szCs w:val="60"/>
-        </w:rPr>
-        <w:t>G</w:t>
-      </w:r>
-      <w:r>
-        <w:rPr>
-          <w:rFonts w:asciiTheme="minorEastAsia" w:hAnsiTheme="minorEastAsia" w:hint="eastAsia"/>
-          <w:b/>
-          <w:sz w:val="60"/>
-          <w:szCs w:val="60"/>
-        </w:rPr>
-        <w:t>생활건강</w:t>
-      </w:r>
+      <w:proofErr w:type="spellEnd"/>
     </w:p>
     <w:p>
       <w:pPr>
@@ -464,7 +454,7 @@
               </wp:anchor>
             </w:drawing>
           </mc:Choice>
-          <mc:Fallback xmlns:a="http://schemas.openxmlformats.org/drawingml/2006/main" xmlns:pic="http://schemas.openxmlformats.org/drawingml/2006/picture">
+          <mc:Fallback xmlns:pic="http://schemas.openxmlformats.org/drawingml/2006/picture" xmlns:a="http://schemas.openxmlformats.org/drawingml/2006/main">
             <w:pict>
               <v:group id="그룹 147" style="position:absolute;margin-left:0;margin-top:-.05pt;width:521.05pt;height:4.35pt;z-index:251707392" coordsize="66176,552" o:spid="_x0000_s1026" w14:anchorId="5DC3BC62" o:gfxdata="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">
                 <v:rect id="직사각형 28" style="position:absolute;width:56876;height:552;visibility:visible;mso-wrap-style:square;v-text-anchor:middle" o:spid="_x0000_s1027" fillcolor="#7f7f7f [1612]" strokecolor="#7f7f7f [1612]" strokeweight="2pt" o:gfxdata="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"/>
@@ -12510,7 +12500,7 @@
             <w:pPr>
               <w:jc w:val="center"/>
               <w:rPr>
-                <w:rFonts w:ascii="맑은 고딕" w:eastAsia="맑은 고딕" w:hAnsi="맑은 고딕" w:hint="eastAsia"/>
+                <w:rFonts w:ascii="맑은 고딕" w:eastAsia="맑은 고딕" w:hAnsi="맑은 고딕"/>
                 <w:b/>
                 <w:color w:val="000000" w:themeColor="text1"/>
                 <w:sz w:val="18"/>
@@ -12525,17 +12515,7 @@
                 <w:sz w:val="18"/>
                 <w:szCs w:val="18"/>
               </w:rPr>
-              <w:t>운영/신규 자산 여부</w:t>
-            </w:r>
-            <w:r>
-              <w:rPr>
-                <w:rFonts w:ascii="맑은 고딕" w:eastAsia="맑은 고딕" w:hAnsi="맑은 고딕" w:hint="eastAsia"/>
-                <w:b/>
-                <w:color w:val="000000" w:themeColor="text1"/>
-                <w:sz w:val="18"/>
-                <w:szCs w:val="18"/>
-              </w:rPr>
-              <w:t xml:space="preserve"> </w:t>
+              <w:t xml:space="preserve">운영/신규 자산 여부 </w:t>
             </w:r>
           </w:p>
         </w:tc>
@@ -14281,10 +14261,10 @@
       <w:proofErr w:type="gramEnd"/>
     </w:p>
     <w:sectPr>
-      <w:headerReference w:type="default" r:id="rId12"/>
-      <w:footerReference w:type="default" r:id="rId13"/>
-      <w:headerReference w:type="first" r:id="rId14"/>
-      <w:footerReference w:type="first" r:id="rId15"/>
+      <w:headerReference w:type="default" r:id="rId13"/>
+      <w:footerReference w:type="default" r:id="rId14"/>
+      <w:headerReference w:type="first" r:id="rId15"/>
+      <w:footerReference w:type="first" r:id="rId16"/>
       <w:pgSz w:w="11906" w:h="16838"/>
       <w:pgMar w:top="720" w:right="720" w:bottom="720" w:left="720" w:header="711" w:footer="82" w:gutter="0"/>
       <w:pgNumType w:start="1"/>
@@ -14530,8 +14510,8 @@
       <w:tblLook w:val="04A0" w:firstRow="1" w:lastRow="0" w:firstColumn="1" w:lastColumn="0" w:noHBand="0" w:noVBand="1"/>
     </w:tblPr>
     <w:tblGrid>
-      <w:gridCol w:w="2858"/>
-      <w:gridCol w:w="7608"/>
+      <w:gridCol w:w="2854"/>
+      <w:gridCol w:w="7612"/>
     </w:tblGrid>
     <w:tr>
       <w:trPr>
@@ -14548,46 +14528,6 @@
             <w:pStyle w:val="a7"/>
             <w:jc w:val="center"/>
           </w:pPr>
-          <w:r>
-            <w:rPr>
-              <w:noProof/>
-            </w:rPr>
-            <w:drawing>
-              <wp:inline distT="0" distB="0" distL="0" distR="0" wp14:anchorId="44136DD9" wp14:editId="35A7340A">
-                <wp:extent cx="1594218" cy="341902"/>
-                <wp:effectExtent l="0" t="0" r="6350" b="1270"/>
-                <wp:docPr id="32729678" name="그림 32729678"/>
-                <wp:cNvGraphicFramePr>
-                  <a:graphicFrameLocks xmlns:a="http://schemas.openxmlformats.org/drawingml/2006/main" noChangeAspect="1"/>
-                </wp:cNvGraphicFramePr>
-                <a:graphic xmlns:a="http://schemas.openxmlformats.org/drawingml/2006/main">
-                  <a:graphicData uri="http://schemas.openxmlformats.org/drawingml/2006/picture">
-                    <pic:pic xmlns:pic="http://schemas.openxmlformats.org/drawingml/2006/picture">
-                      <pic:nvPicPr>
-                        <pic:cNvPr id="0" name=""/>
-                        <pic:cNvPicPr/>
-                      </pic:nvPicPr>
-                      <pic:blipFill>
-                        <a:blip r:embed="rId1"/>
-                        <a:stretch>
-                          <a:fillRect/>
-                        </a:stretch>
-                      </pic:blipFill>
-                      <pic:spPr>
-                        <a:xfrm>
-                          <a:off x="0" y="0"/>
-                          <a:ext cx="1642918" cy="352346"/>
-                        </a:xfrm>
-                        <a:prstGeom prst="rect">
-                          <a:avLst/>
-                        </a:prstGeom>
-                      </pic:spPr>
-                    </pic:pic>
-                  </a:graphicData>
-                </a:graphic>
-              </wp:inline>
-            </w:drawing>
-          </w:r>
         </w:p>
       </w:tc>
       <w:tc>
@@ -14604,28 +14544,23 @@
               <w:szCs w:val="24"/>
             </w:rPr>
           </w:pPr>
+          <w:proofErr w:type="spellStart"/>
           <w:r>
             <w:rPr>
               <w:rFonts w:hint="eastAsia"/>
               <w:sz w:val="24"/>
               <w:szCs w:val="24"/>
             </w:rPr>
-            <w:t>L</w:t>
+            <w:t>ㅁㅁㅁ</w:t>
           </w:r>
-          <w:r>
-            <w:rPr>
-              <w:sz w:val="24"/>
-              <w:szCs w:val="24"/>
-            </w:rPr>
-            <w:t>G</w:t>
-          </w:r>
+          <w:proofErr w:type="spellEnd"/>
           <w:r>
             <w:rPr>
               <w:rFonts w:hint="eastAsia"/>
               <w:sz w:val="24"/>
               <w:szCs w:val="24"/>
             </w:rPr>
-            <w:t xml:space="preserve">생활건강 </w:t>
+            <w:t xml:space="preserve"> </w:t>
           </w:r>
           <w:r>
             <w:rPr>
@@ -18437,30 +18372,6 @@
 </file>
 
 <file path=customXml/item1.xml><?xml version="1.0" encoding="utf-8"?>
-<p:properties xmlns:p="http://schemas.microsoft.com/office/2006/metadata/properties" xmlns:xsi="http://www.w3.org/2001/XMLSchema-instance" xmlns:pc="http://schemas.microsoft.com/office/infopath/2007/PartnerControls">
-  <documentManagement>
-    <TaxCatchAll xmlns="b39108a2-6649-435e-bdf5-afa3595d9d85" xsi:nil="true"/>
-    <lcf76f155ced4ddcb4097134ff3c332f xmlns="04b1e5ff-3ea3-41d9-b415-c09f5ccee168">
-      <Terms xmlns="http://schemas.microsoft.com/office/infopath/2007/PartnerControls"/>
-    </lcf76f155ced4ddcb4097134ff3c332f>
-  </documentManagement>
-</p:properties>
-</file>
-
-<file path=customXml/item2.xml><?xml version="1.0" encoding="utf-8"?>
-<b:Sources xmlns:b="http://schemas.openxmlformats.org/officeDocument/2006/bibliography" xmlns="http://schemas.openxmlformats.org/officeDocument/2006/bibliography" SelectedStyle="\APA.XSL" StyleName="APA"/>
-</file>
-
-<file path=customXml/item3.xml><?xml version="1.0" encoding="utf-8"?>
-<?mso-contentType ?>
-<FormTemplates xmlns="http://schemas.microsoft.com/sharepoint/v3/contenttype/forms">
-  <Display>DocumentLibraryForm</Display>
-  <Edit>DocumentLibraryForm</Edit>
-  <New>DocumentLibraryForm</New>
-</FormTemplates>
-</file>
-
-<file path=customXml/item4.xml><?xml version="1.0" encoding="utf-8"?>
 <ct:contentTypeSchema xmlns:ct="http://schemas.microsoft.com/office/2006/metadata/contentType" xmlns:ma="http://schemas.microsoft.com/office/2006/metadata/properties/metaAttributes" ct:_="" ma:_="" ma:contentTypeName="문서" ma:contentTypeID="0x010100644858CEFF718E408360C2CA7975F888" ma:contentTypeVersion="12" ma:contentTypeDescription="새 문서를 만듭니다." ma:contentTypeScope="" ma:versionID="603983ae113727b86b88a12058a32b9d">
   <xsd:schema xmlns:xsd="http://www.w3.org/2001/XMLSchema" xmlns:xs="http://www.w3.org/2001/XMLSchema" xmlns:p="http://schemas.microsoft.com/office/2006/metadata/properties" xmlns:ns2="04b1e5ff-3ea3-41d9-b415-c09f5ccee168" xmlns:ns3="b39108a2-6649-435e-bdf5-afa3595d9d85" targetNamespace="http://schemas.microsoft.com/office/2006/metadata/properties" ma:root="true" ma:fieldsID="6ee0b7d782b121c5223b35996efab40d" ns2:_="" ns3:_="">
     <xsd:import namespace="04b1e5ff-3ea3-41d9-b415-c09f5ccee168"/>
@@ -18661,34 +18572,31 @@
 </ct:contentTypeSchema>
 </file>
 
-<file path=customXml/itemProps1.xml><?xml version="1.0" encoding="utf-8"?>
-<ds:datastoreItem xmlns:ds="http://schemas.openxmlformats.org/officeDocument/2006/customXml" ds:itemID="{23663F22-F9D2-4832-B0A7-00394C8A6446}">
-  <ds:schemaRefs>
-    <ds:schemaRef ds:uri="http://schemas.microsoft.com/office/2006/metadata/properties"/>
-    <ds:schemaRef ds:uri="http://schemas.microsoft.com/office/infopath/2007/PartnerControls"/>
-    <ds:schemaRef ds:uri="b39108a2-6649-435e-bdf5-afa3595d9d85"/>
-    <ds:schemaRef ds:uri="04b1e5ff-3ea3-41d9-b415-c09f5ccee168"/>
-  </ds:schemaRefs>
-</ds:datastoreItem>
+<file path=customXml/item2.xml><?xml version="1.0" encoding="utf-8"?>
+<?mso-contentType ?>
+<FormTemplates xmlns="http://schemas.microsoft.com/sharepoint/v3/contenttype/forms">
+  <Display>DocumentLibraryForm</Display>
+  <Edit>DocumentLibraryForm</Edit>
+  <New>DocumentLibraryForm</New>
+</FormTemplates>
 </file>
 
-<file path=customXml/itemProps2.xml><?xml version="1.0" encoding="utf-8"?>
-<ds:datastoreItem xmlns:ds="http://schemas.openxmlformats.org/officeDocument/2006/customXml" ds:itemID="{E1AB8E44-9FF6-44BF-811C-C5121E685BA8}">
-  <ds:schemaRefs>
-    <ds:schemaRef ds:uri="http://schemas.openxmlformats.org/officeDocument/2006/bibliography"/>
-  </ds:schemaRefs>
-</ds:datastoreItem>
+<file path=customXml/item3.xml><?xml version="1.0" encoding="utf-8"?>
+<b:Sources xmlns:b="http://schemas.openxmlformats.org/officeDocument/2006/bibliography" xmlns="http://schemas.openxmlformats.org/officeDocument/2006/bibliography" SelectedStyle="\APA.XSL" StyleName="APA"/>
 </file>
 
-<file path=customXml/itemProps3.xml><?xml version="1.0" encoding="utf-8"?>
-<ds:datastoreItem xmlns:ds="http://schemas.openxmlformats.org/officeDocument/2006/customXml" ds:itemID="{26DB4E22-C384-4639-9DB0-D50A884EABE4}">
-  <ds:schemaRefs>
-    <ds:schemaRef ds:uri="http://schemas.microsoft.com/sharepoint/v3/contenttype/forms"/>
-  </ds:schemaRefs>
-</ds:datastoreItem>
+<file path=customXml/item4.xml><?xml version="1.0" encoding="utf-8"?>
+<p:properties xmlns:p="http://schemas.microsoft.com/office/2006/metadata/properties" xmlns:xsi="http://www.w3.org/2001/XMLSchema-instance" xmlns:pc="http://schemas.microsoft.com/office/infopath/2007/PartnerControls">
+  <documentManagement>
+    <TaxCatchAll xmlns="b39108a2-6649-435e-bdf5-afa3595d9d85" xsi:nil="true"/>
+    <lcf76f155ced4ddcb4097134ff3c332f xmlns="04b1e5ff-3ea3-41d9-b415-c09f5ccee168">
+      <Terms xmlns="http://schemas.microsoft.com/office/infopath/2007/PartnerControls"/>
+    </lcf76f155ced4ddcb4097134ff3c332f>
+  </documentManagement>
+</p:properties>
 </file>
 
-<file path=customXml/itemProps4.xml><?xml version="1.0" encoding="utf-8"?>
+<file path=customXml/itemProps1.xml><?xml version="1.0" encoding="utf-8"?>
 <ds:datastoreItem xmlns:ds="http://schemas.openxmlformats.org/officeDocument/2006/customXml" ds:itemID="{54CAEBE1-F9E1-4230-8E42-000D7BA438AA}">
   <ds:schemaRefs>
     <ds:schemaRef ds:uri="http://schemas.microsoft.com/office/2006/metadata/contentType"/>
@@ -18705,4 +18613,31 @@
     <ds:schemaRef ds:uri="http://schemas.microsoft.com/internal/obd"/>
   </ds:schemaRefs>
 </ds:datastoreItem>
+</file>
+
+<file path=customXml/itemProps2.xml><?xml version="1.0" encoding="utf-8"?>
+<ds:datastoreItem xmlns:ds="http://schemas.openxmlformats.org/officeDocument/2006/customXml" ds:itemID="{26DB4E22-C384-4639-9DB0-D50A884EABE4}">
+  <ds:schemaRefs>
+    <ds:schemaRef ds:uri="http://schemas.microsoft.com/sharepoint/v3/contenttype/forms"/>
+  </ds:schemaRefs>
+</ds:datastoreItem>
+</file>
+
+<file path=customXml/itemProps3.xml><?xml version="1.0" encoding="utf-8"?>
+<ds:datastoreItem xmlns:ds="http://schemas.openxmlformats.org/officeDocument/2006/customXml" ds:itemID="{E1AB8E44-9FF6-44BF-811C-C5121E685BA8}">
+  <ds:schemaRefs>
+    <ds:schemaRef ds:uri="http://schemas.openxmlformats.org/officeDocument/2006/bibliography"/>
+  </ds:schemaRefs>
+</ds:datastoreItem>
+</file>
+
+<file path=customXml/itemProps4.xml><?xml version="1.0" encoding="utf-8"?>
+<ds:datastoreItem xmlns:ds="http://schemas.openxmlformats.org/officeDocument/2006/customXml" ds:itemID="{23663F22-F9D2-4832-B0A7-00394C8A6446}">
+  <ds:schemaRefs>
+    <ds:schemaRef ds:uri="http://schemas.microsoft.com/office/2006/metadata/properties"/>
+    <ds:schemaRef ds:uri="http://schemas.microsoft.com/office/infopath/2007/PartnerControls"/>
+    <ds:schemaRef ds:uri="b39108a2-6649-435e-bdf5-afa3595d9d85"/>
+    <ds:schemaRef ds:uri="04b1e5ff-3ea3-41d9-b415-c09f5ccee168"/>
+  </ds:schemaRefs>
+</ds:datastoreItem>
 </file>